--- a/docs/general-english/A2/build/a22-u14.docx
+++ b/docs/general-english/A2/build/a22-u14.docx
@@ -47,7 +47,7 @@
       <w:r>
         <w:drawing>
           <wp:inline>
-            <wp:extent cx="3209925" cy="1809750"/>
+            <wp:extent cx="5724525" cy="3228975"/>
             <wp:effectExtent b="0" l="0" r="0" t="0"/>
             <wp:docPr descr="The opening page of Unit 14, Health and Feeling Better: the grammar point is should and shouldn’t, and three things the learner will be able to do by the end of the unit." title="" id="21" name="Picture"/>
             <a:graphic>
@@ -68,7 +68,7 @@
                   <pic:spPr bwMode="auto">
                     <a:xfrm>
                       <a:off x="0" y="0"/>
-                      <a:ext cx="3209925" cy="1809750"/>
+                      <a:ext cx="5724525" cy="3228975"/>
                     </a:xfrm>
                     <a:prstGeom prst="rect">
                       <a:avLst/>
@@ -922,7 +922,7 @@
       <w:r>
         <w:drawing>
           <wp:inline>
-            <wp:extent cx="4514850" cy="1809750"/>
+            <wp:extent cx="5724525" cy="2295525"/>
             <wp:effectExtent b="0" l="0" r="0" t="0"/>
             <wp:docPr descr="What each of the six people at number 14 says you should do: Amina says eat something, Tomas says drink water and go to bed, Maya says look it up, Dani says you shouldn’t worry, Mr Okonkwo says go outside for ten minutes, and Yuki says nothing and brings soup." title="" id="24" name="Picture"/>
             <a:graphic>
@@ -943,7 +943,7 @@
                   <pic:spPr bwMode="auto">
                     <a:xfrm>
                       <a:off x="0" y="0"/>
-                      <a:ext cx="4514850" cy="1809750"/>
+                      <a:ext cx="5724525" cy="2295525"/>
                     </a:xfrm>
                     <a:prstGeom prst="rect">
                       <a:avLst/>
@@ -2273,7 +2273,7 @@
       <w:r>
         <w:drawing>
           <wp:inline>
-            <wp:extent cx="4562475" cy="1809750"/>
+            <wp:extent cx="5724525" cy="2266950"/>
             <wp:effectExtent b="0" l="0" r="0" t="0"/>
             <wp:docPr descr="Six everyday problems, each on its own card: a cold, a headache, a tooth, a cut, a fever and a throat." title="" id="27" name="Picture"/>
             <a:graphic>
@@ -2294,7 +2294,7 @@
                   <pic:spPr bwMode="auto">
                     <a:xfrm>
                       <a:off x="0" y="0"/>
-                      <a:ext cx="4562475" cy="1809750"/>
+                      <a:ext cx="5724525" cy="2266950"/>
                     </a:xfrm>
                     <a:prstGeom prst="rect">
                       <a:avLst/>
@@ -2687,7 +2687,7 @@
       <w:r>
         <w:drawing>
           <wp:inline>
-            <wp:extent cx="4905375" cy="1809750"/>
+            <wp:extent cx="5724525" cy="2114550"/>
             <wp:effectExtent b="0" l="0" r="0" t="0"/>
             <wp:docPr descr="Five rungs climbing from the bottom of the panel to the top, each wider and darker than the one below it, with an arrow up the right-hand side. The lowest rung is the lightest and the smallest. Five numbered lines run to the right for the learner to write each word." title="" id="30" name="Picture"/>
             <a:graphic>
@@ -2708,7 +2708,7 @@
                   <pic:spPr bwMode="auto">
                     <a:xfrm>
                       <a:off x="0" y="0"/>
-                      <a:ext cx="4905375" cy="1809750"/>
+                      <a:ext cx="5724525" cy="2114550"/>
                     </a:xfrm>
                     <a:prstGeom prst="rect">
                       <a:avLst/>
@@ -3943,7 +3943,7 @@
       <w:r>
         <w:drawing>
           <wp:inline>
-            <wp:extent cx="4381500" cy="1809750"/>
+            <wp:extent cx="5724525" cy="2362200"/>
             <wp:effectExtent b="0" l="0" r="0" t="0"/>
             <wp:docPr descr="The unit’s grammar as two columns. On the left should, which advises doing a thing, with its mark towards the yes end. On the right shouldn’t, which advises against it, with its mark towards the no end." title="" id="33" name="Picture"/>
             <a:graphic>
@@ -3964,7 +3964,7 @@
                   <pic:spPr bwMode="auto">
                     <a:xfrm>
                       <a:off x="0" y="0"/>
-                      <a:ext cx="4381500" cy="1809750"/>
+                      <a:ext cx="5724525" cy="2362200"/>
                     </a:xfrm>
                     <a:prstGeom prst="rect">
                       <a:avLst/>
@@ -4620,7 +4620,7 @@
       <w:r>
         <w:drawing>
           <wp:inline>
-            <wp:extent cx="5143500" cy="1533525"/>
+            <wp:extent cx="5724525" cy="1704975"/>
             <wp:effectExtent b="0" l="0" r="0" t="0"/>
             <wp:docPr descr="One cold on a line: rest and drink on the first day, stay at home on the second, ask on the fourth whether the fever is still there, see somebody on the fifth, and better by the tenth." title="" id="36" name="Picture"/>
             <a:graphic>
@@ -4641,7 +4641,7 @@
                   <pic:spPr bwMode="auto">
                     <a:xfrm>
                       <a:off x="0" y="0"/>
-                      <a:ext cx="5143500" cy="1533525"/>
+                      <a:ext cx="5724525" cy="1704975"/>
                     </a:xfrm>
                     <a:prstGeom prst="rect">
                       <a:avLst/>
@@ -5445,7 +5445,7 @@
       <w:r>
         <w:drawing>
           <wp:inline>
-            <wp:extent cx="5143500" cy="1685925"/>
+            <wp:extent cx="5724525" cy="1876425"/>
             <wp:effectExtent b="0" l="0" r="0" t="0"/>
             <wp:docPr descr="The three listenings in this unit: Tomas tells Yuki what he will and will not say on a staircase, a chemist gives Dani the cheap answer, and Amina describes the six kinds of advice she is given every week." title="" id="39" name="Picture"/>
             <a:graphic>
@@ -5466,7 +5466,7 @@
                   <pic:spPr bwMode="auto">
                     <a:xfrm>
                       <a:off x="0" y="0"/>
-                      <a:ext cx="5143500" cy="1685925"/>
+                      <a:ext cx="5724525" cy="1876425"/>
                     </a:xfrm>
                     <a:prstGeom prst="rect">
                       <a:avLst/>
@@ -6565,7 +6565,7 @@
       <w:r>
         <w:drawing>
           <wp:inline>
-            <wp:extent cx="5133975" cy="1809750"/>
+            <wp:extent cx="5724525" cy="2019300"/>
             <wp:effectExtent b="0" l="0" r="0" t="0"/>
             <wp:docPr descr="The two role-play cards side by side. Card A, asking: say the problem in four words, answer the questions plainly, ask what you should take, ask when to worry. Card B, advising: ask two questions first, give the cheap answer as well, say when they should see somebody, do not frighten them." title="" id="42" name="Picture"/>
             <a:graphic>
@@ -6586,7 +6586,7 @@
                   <pic:spPr bwMode="auto">
                     <a:xfrm>
                       <a:off x="0" y="0"/>
-                      <a:ext cx="5133975" cy="1809750"/>
+                      <a:ext cx="5724525" cy="2019300"/>
                     </a:xfrm>
                     <a:prstGeom prst="rect">
                       <a:avLst/>
@@ -6842,7 +6842,7 @@
       <w:r>
         <w:drawing>
           <wp:inline>
-            <wp:extent cx="5143500" cy="1171575"/>
+            <wp:extent cx="5724525" cy="1304925"/>
             <wp:effectExtent b="0" l="0" r="0" t="0"/>
             <wp:docPr descr="One small worry in five stages with an arrow to the next: the worry, a screen at night, every possible answer listed at once, a person who feels worse rather than wiser, and the one question that sorts it: how long is it now?" title="" id="45" name="Picture"/>
             <a:graphic>
@@ -6863,7 +6863,7 @@
                   <pic:spPr bwMode="auto">
                     <a:xfrm>
                       <a:off x="0" y="0"/>
-                      <a:ext cx="5143500" cy="1171575"/>
+                      <a:ext cx="5724525" cy="1304925"/>
                     </a:xfrm>
                     <a:prstGeom prst="rect">
                       <a:avLst/>
@@ -7711,7 +7711,7 @@
       <w:r>
         <w:drawing>
           <wp:inline>
-            <wp:extent cx="5143500" cy="1409700"/>
+            <wp:extent cx="5724525" cy="1571625"/>
             <wp:effectExtent b="0" l="0" r="0" t="0"/>
             <wp:docPr descr="Three old remedies and what each one really does: soup, which gets warm water and salt into somebody who stopped drinking; steam, which does nothing to the illness and twenty good minutes to a blocked nose; and honey, which coats a throat that hurts and tastes good enough that a child will take it." title="" id="48" name="Picture"/>
             <a:graphic>
@@ -7732,7 +7732,7 @@
                   <pic:spPr bwMode="auto">
                     <a:xfrm>
                       <a:off x="0" y="0"/>
-                      <a:ext cx="5143500" cy="1409700"/>
+                      <a:ext cx="5724525" cy="1571625"/>
                     </a:xfrm>
                     <a:prstGeom prst="rect">
                       <a:avLst/>
@@ -7948,7 +7948,7 @@
       <w:r>
         <w:drawing>
           <wp:inline>
-            <wp:extent cx="5143500" cy="1685925"/>
+            <wp:extent cx="5724525" cy="1876425"/>
             <wp:effectExtent b="0" l="0" r="0" t="0"/>
             <wp:docPr descr="The shape of the advice the learner is about to write, in four steps: what they should do, what they shouldn’t, when to see somebody, and one kind thing at the end." title="" id="51" name="Picture"/>
             <a:graphic>
@@ -7969,7 +7969,7 @@
                   <pic:spPr bwMode="auto">
                     <a:xfrm>
                       <a:off x="0" y="0"/>
-                      <a:ext cx="5143500" cy="1685925"/>
+                      <a:ext cx="5724525" cy="1876425"/>
                     </a:xfrm>
                     <a:prstGeom prst="rect">
                       <a:avLst/>
@@ -8530,7 +8530,7 @@
       <w:r>
         <w:drawing>
           <wp:inline>
-            <wp:extent cx="5143500" cy="1771650"/>
+            <wp:extent cx="5724525" cy="1971675"/>
             <wp:effectExtent b="0" l="0" r="0" t="0"/>
             <wp:docPr descr="Four things a person says about how they feel, each with an arrow to what it does: giving the length, giving the one detail that changes the answer, saying what has already been tried, and saying why they came." title="" id="54" name="Picture"/>
             <a:graphic>
@@ -8551,7 +8551,7 @@
                   <pic:spPr bwMode="auto">
                     <a:xfrm>
                       <a:off x="0" y="0"/>
-                      <a:ext cx="5143500" cy="1771650"/>
+                      <a:ext cx="5724525" cy="1971675"/>
                     </a:xfrm>
                     <a:prstGeom prst="rect">
                       <a:avLst/>
@@ -9570,7 +9570,7 @@
       <w:r>
         <w:drawing>
           <wp:inline>
-            <wp:extent cx="5143500" cy="1571625"/>
+            <wp:extent cx="5724525" cy="1752600"/>
             <wp:effectExtent b="0" l="0" r="0" t="0"/>
             <wp:docPr descr="Two ways of answering the first question about health. Everybody to a doctor: one waiting room, three weeks for everybody, and the small problems sitting with the bad ones. A nurse on the line first: how long and how bad, most people sent to somebody other than a doctor, and a chemist handling the minor list." title="" id="57" name="Picture"/>
             <a:graphic>
@@ -9591,7 +9591,7 @@
                   <pic:spPr bwMode="auto">
                     <a:xfrm>
                       <a:off x="0" y="0"/>
-                      <a:ext cx="5143500" cy="1571625"/>
+                      <a:ext cx="5724525" cy="1752600"/>
                     </a:xfrm>
                     <a:prstGeom prst="rect">
                       <a:avLst/>
@@ -10806,7 +10806,7 @@
       <w:r>
         <w:drawing>
           <wp:inline>
-            <wp:extent cx="5143500" cy="1543050"/>
+            <wp:extent cx="5724525" cy="1724025"/>
             <wp:effectExtent b="0" l="0" r="0" t="0"/>
             <wp:docPr descr="The five Can-Do lines of the unit as a strip with a box to tick beside each, the last one marked Plus." title="" id="60" name="Picture"/>
             <a:graphic>
@@ -10827,7 +10827,7 @@
                   <pic:spPr bwMode="auto">
                     <a:xfrm>
                       <a:off x="0" y="0"/>
-                      <a:ext cx="5143500" cy="1543050"/>
+                      <a:ext cx="5724525" cy="1724025"/>
                     </a:xfrm>
                     <a:prstGeom prst="rect">
                       <a:avLst/>
